--- a/Phase Wise Templets/Project Developement/User Acceptance Testing FSD.docx
+++ b/Phase Wise Templets/Project Developement/User Acceptance Testing FSD.docx
@@ -755,108 +755,52 @@
         <w:tc>
           <w:tcPr/>
           <w:p>
-            <w:pPr>
-              <w:spacing w:after="240" w:before="240" w:lineRule="auto"/>
-              <w:rPr>
-                <w:color w:val="1f1f1f"/>
-              </w:rPr>
-            </w:pPr>
-            <w:r>
-              <w:rPr>
-                <w:color w:val="1f1f1f"/>
-                <w:rtl w:val="0"/>
-              </w:rPr>
-              <w:t xml:space="preserve">...</w:t>
-            </w:r>
-          </w:p>
-        </w:tc>
-        <w:tc>
-          <w:tcPr/>
-          <w:p>
-            <w:pPr>
-              <w:spacing w:after="240" w:before="240" w:lineRule="auto"/>
-              <w:rPr>
-                <w:color w:val="1f1f1f"/>
-              </w:rPr>
-            </w:pPr>
-            <w:r>
-              <w:rPr>
-                <w:color w:val="1f1f1f"/>
-                <w:rtl w:val="0"/>
-              </w:rPr>
-              <w:t xml:space="preserve">...</w:t>
-            </w:r>
-          </w:p>
-        </w:tc>
-        <w:tc>
-          <w:tcPr/>
-          <w:p>
-            <w:pPr>
-              <w:spacing w:after="240" w:before="240" w:lineRule="auto"/>
-              <w:rPr>
-                <w:color w:val="1f1f1f"/>
-              </w:rPr>
-            </w:pPr>
-            <w:r>
-              <w:rPr>
-                <w:color w:val="1f1f1f"/>
-                <w:rtl w:val="0"/>
-              </w:rPr>
-              <w:t xml:space="preserve">...</w:t>
-            </w:r>
-          </w:p>
-        </w:tc>
-        <w:tc>
-          <w:tcPr/>
-          <w:p>
-            <w:pPr>
-              <w:spacing w:after="240" w:before="240" w:lineRule="auto"/>
-              <w:rPr>
-                <w:color w:val="1f1f1f"/>
-              </w:rPr>
-            </w:pPr>
-            <w:r>
-              <w:rPr>
-                <w:color w:val="1f1f1f"/>
-                <w:rtl w:val="0"/>
-              </w:rPr>
-              <w:t xml:space="preserve">...</w:t>
-            </w:r>
-          </w:p>
-        </w:tc>
-        <w:tc>
-          <w:tcPr/>
-          <w:p>
-            <w:pPr>
-              <w:spacing w:after="240" w:before="240" w:lineRule="auto"/>
-              <w:rPr>
-                <w:color w:val="1f1f1f"/>
-              </w:rPr>
-            </w:pPr>
-            <w:r>
-              <w:rPr>
-                <w:color w:val="1f1f1f"/>
-                <w:rtl w:val="0"/>
-              </w:rPr>
-              <w:t xml:space="preserve">...</w:t>
-            </w:r>
-          </w:p>
-        </w:tc>
-        <w:tc>
-          <w:tcPr/>
-          <w:p>
-            <w:pPr>
-              <w:spacing w:after="240" w:before="240" w:lineRule="auto"/>
-              <w:rPr>
-                <w:color w:val="1f1f1f"/>
-              </w:rPr>
-            </w:pPr>
-            <w:r>
-              <w:rPr>
-                <w:color w:val="1f1f1f"/>
-                <w:rtl w:val="0"/>
-              </w:rPr>
-              <w:t xml:space="preserve">...</w:t>
+            <w:r>
+              <w:t>TC-002</w:t>
+            </w:r>
+          </w:p>
+        </w:tc>
+        <w:tc>
+          <w:tcPr/>
+          <w:p>
+            <w:r>
+              <w:t>Owner adds a new property</w:t>
+            </w:r>
+          </w:p>
+        </w:tc>
+        <w:tc>
+          <w:tcPr/>
+          <w:p>
+            <w:r>
+              <w:t>1. Login as owner</w:t>
+              <w:br/>
+              <w:t>2. Navigate to Add Property</w:t>
+              <w:br/>
+              <w:t>3. Fill details and submit</w:t>
+            </w:r>
+          </w:p>
+        </w:tc>
+        <w:tc>
+          <w:tcPr/>
+          <w:p>
+            <w:r>
+              <w:t>Property is successfully added and visible in 'My Properties'</w:t>
+            </w:r>
+          </w:p>
+        </w:tc>
+        <w:tc>
+          <w:tcPr/>
+          <w:p>
+            <w:r>
+              <w:t>Property added successfully</w:t>
+            </w:r>
+          </w:p>
+        </w:tc>
+        <w:tc>
+          <w:tcPr/>
+          <w:p>
+            <w:r>
+              <w:t>Pass</w:t>
             </w:r>
           </w:p>
         </w:tc>
@@ -1074,151 +1018,48 @@
         <w:tc>
           <w:tcPr/>
           <w:p>
-            <w:pPr>
-              <w:widowControl w:val="1"/>
-              <w:spacing w:after="160" w:line="259" w:lineRule="auto"/>
-              <w:rPr>
-                <w:rFonts w:ascii="Calibri" w:cs="Calibri" w:eastAsia="Calibri" w:hAnsi="Calibri"/>
-              </w:rPr>
-            </w:pPr>
-            <w:r>
-              <w:rPr>
-                <w:rFonts w:ascii="Calibri" w:cs="Calibri" w:eastAsia="Calibri" w:hAnsi="Calibri"/>
-                <w:rtl w:val="0"/>
-              </w:rPr>
-              <w:t xml:space="preserve">BG-001</w:t>
-            </w:r>
-          </w:p>
-        </w:tc>
-        <w:tc>
-          <w:tcPr/>
-          <w:p>
-            <w:pPr>
-              <w:rPr/>
-            </w:pPr>
-            <w:r>
-              <w:rPr>
-                <w:rtl w:val="0"/>
-              </w:rPr>
-              <w:t xml:space="preserve">[Describe the issue or bug encountered]</w:t>
-            </w:r>
-          </w:p>
-          <w:p>
-            <w:pPr>
-              <w:widowControl w:val="1"/>
-              <w:spacing w:after="160" w:line="259" w:lineRule="auto"/>
-              <w:rPr>
-                <w:rFonts w:ascii="Calibri" w:cs="Calibri" w:eastAsia="Calibri" w:hAnsi="Calibri"/>
-              </w:rPr>
-            </w:pPr>
-            <w:r>
-              <w:rPr>
-                <w:rtl w:val="0"/>
-              </w:rPr>
-            </w:r>
-          </w:p>
-        </w:tc>
-        <w:tc>
-          <w:tcPr/>
-          <w:p>
-            <w:pPr>
-              <w:rPr/>
-            </w:pPr>
-            <w:r>
-              <w:rPr>
-                <w:rtl w:val="0"/>
-              </w:rPr>
-              <w:t xml:space="preserve">[Step 1]</w:t>
-            </w:r>
-          </w:p>
-          <w:p>
-            <w:pPr>
-              <w:rPr/>
-            </w:pPr>
-            <w:r>
-              <w:rPr>
-                <w:rtl w:val="0"/>
-              </w:rPr>
-              <w:t xml:space="preserve">[Step 2]</w:t>
-            </w:r>
-          </w:p>
-          <w:p>
-            <w:pPr>
-              <w:widowControl w:val="1"/>
-              <w:spacing w:after="160" w:line="259" w:lineRule="auto"/>
-              <w:rPr>
-                <w:rFonts w:ascii="Calibri" w:cs="Calibri" w:eastAsia="Calibri" w:hAnsi="Calibri"/>
-              </w:rPr>
-            </w:pPr>
-            <w:r>
-              <w:rPr>
-                <w:rFonts w:ascii="Calibri" w:cs="Calibri" w:eastAsia="Calibri" w:hAnsi="Calibri"/>
-                <w:rtl w:val="0"/>
-              </w:rPr>
-              <w:t xml:space="preserve">[Step 3]</w:t>
-            </w:r>
-          </w:p>
-        </w:tc>
-        <w:tc>
-          <w:tcPr/>
-          <w:p>
-            <w:pPr>
-              <w:widowControl w:val="1"/>
-              <w:spacing w:after="160" w:line="259" w:lineRule="auto"/>
-              <w:rPr>
-                <w:rFonts w:ascii="Calibri" w:cs="Calibri" w:eastAsia="Calibri" w:hAnsi="Calibri"/>
-              </w:rPr>
-            </w:pPr>
-            <w:r>
-              <w:rPr>
-                <w:rFonts w:ascii="Calibri" w:cs="Calibri" w:eastAsia="Calibri" w:hAnsi="Calibri"/>
-                <w:rtl w:val="0"/>
-              </w:rPr>
-              <w:t xml:space="preserve">[Low/Medium/High]</w:t>
-            </w:r>
-          </w:p>
-        </w:tc>
-        <w:tc>
-          <w:tcPr/>
-          <w:p>
-            <w:pPr>
-              <w:widowControl w:val="1"/>
-              <w:spacing w:after="160" w:line="259" w:lineRule="auto"/>
-              <w:rPr>
-                <w:rFonts w:ascii="Calibri" w:cs="Calibri" w:eastAsia="Calibri" w:hAnsi="Calibri"/>
-              </w:rPr>
-            </w:pPr>
-            <w:r>
-              <w:rPr>
-                <w:rFonts w:ascii="Calibri" w:cs="Calibri" w:eastAsia="Calibri" w:hAnsi="Calibri"/>
-                <w:rtl w:val="0"/>
-              </w:rPr>
-              <w:t xml:space="preserve">[Open/In Progress/Closed]</w:t>
-            </w:r>
-          </w:p>
-        </w:tc>
-        <w:tc>
-          <w:tcPr/>
-          <w:p>
-            <w:pPr>
-              <w:widowControl w:val="1"/>
-              <w:spacing w:after="160" w:line="259" w:lineRule="auto"/>
-              <w:rPr>
-                <w:rFonts w:ascii="Calibri" w:cs="Calibri" w:eastAsia="Calibri" w:hAnsi="Calibri"/>
-              </w:rPr>
-            </w:pPr>
-            <w:r>
-              <w:rPr>
-                <w:rtl w:val="0"/>
-              </w:rPr>
-              <w:t xml:space="preserve">[</w:t>
-            </w:r>
-            <w:r>
-              <w:rPr>
-                <w:rFonts w:ascii="Calibri" w:cs="Calibri" w:eastAsia="Calibri" w:hAnsi="Calibri"/>
-                <w:rtl w:val="0"/>
-              </w:rPr>
-              <w:t xml:space="preserve">Any additional comments or feedback]</w:t>
+            <w:r>
+              <w:t>BG-000</w:t>
+            </w:r>
+          </w:p>
+        </w:tc>
+        <w:tc>
+          <w:tcPr/>
+          <w:p>
+            <w:r>
+              <w:t>No bugs encountered during initial UAT</w:t>
+            </w:r>
+          </w:p>
+        </w:tc>
+        <w:tc>
+          <w:tcPr/>
+          <w:p>
+            <w:r>
+              <w:t>N/A</w:t>
+            </w:r>
+          </w:p>
+        </w:tc>
+        <w:tc>
+          <w:tcPr/>
+          <w:p>
+            <w:r>
+              <w:t>Low</w:t>
+            </w:r>
+          </w:p>
+        </w:tc>
+        <w:tc>
+          <w:tcPr/>
+          <w:p>
+            <w:r>
+              <w:t>Closed</w:t>
+            </w:r>
+          </w:p>
+        </w:tc>
+        <w:tc>
+          <w:tcPr/>
+          <w:p>
+            <w:r>
+              <w:t>System working as expected.</w:t>
             </w:r>
           </w:p>
         </w:tc>
@@ -1593,6 +1434,16 @@
         <w:rPr>
           <w:rtl w:val="0"/>
         </w:rPr>
+      </w:r>
+    </w:p>
+    <w:p>
+      <w:r>
+        <w:t>[Insert Link to Demo Video Here]</w:t>
+      </w:r>
+    </w:p>
+    <w:p>
+      <w:r>
+        <w:t>[Insert Demo Screenshots Here]</w:t>
       </w:r>
     </w:p>
     <w:sectPr>
